--- a/static/downloads/pt-br/docx/layer-1/exit-protocol.docx
+++ b/static/downloads/pt-br/docx/layer-1/exit-protocol.docx
@@ -87,7 +87,7 @@
         <w:t xml:space="preserve"> </w:t>
       </w:r>
       <w:r>
-        <w:t xml:space="preserve">2026-06-26</w:t>
+        <w:t xml:space="preserve">2026-07-07</w:t>
       </w:r>
     </w:p>
     <w:p>
@@ -345,8 +345,14 @@
     </w:p>
     <w:p>
       <w:pPr>
-        <w:pStyle w:val="BlockText"/>
-      </w:pPr>
+        <w:pStyle w:val="BodyText"/>
+      </w:pPr>
+      <w:r>
+        <w:t xml:space="preserve">&gt;</w:t>
+      </w:r>
+      <w:r>
+        <w:t xml:space="preserve"> </w:t>
+      </w:r>
       <w:r>
         <w:rPr>
           <w:b/>
@@ -354,19 +360,29 @@
         </w:rPr>
         <w:t xml:space="preserve">Justificativa — Por que tornar a saída sem atritos</w:t>
       </w:r>
-    </w:p>
-    <w:p>
-      <w:pPr>
-        <w:pStyle w:val="BlockText"/>
-      </w:pPr>
-      <w:r>
-        <w:t xml:space="preserve">Uma comunidade da qual é difícil sair não é uma comunidade — é uma armadilha. A saída voluntária deve estar disponível a qualquer momento, sem interrogatórios, períodos de aviso prévio ou punições, porque o direito de retirar o consentimento é o que torna real cada outro ato de consentimento. Reter o histórico de contribuições separadamente garante que sair não apague o trabalho que a pessoa realizou.</w:t>
-      </w:r>
-    </w:p>
-    <w:p>
-      <w:pPr>
-        <w:pStyle w:val="BlockText"/>
-      </w:pPr>
+      <w:r>
+        <w:t xml:space="preserve"> </w:t>
+      </w:r>
+      <w:r>
+        <w:t xml:space="preserve">&gt;</w:t>
+      </w:r>
+      <w:r>
+        <w:t xml:space="preserve"> </w:t>
+      </w:r>
+      <w:r>
+        <w:t xml:space="preserve">&gt; Uma comunidade da qual é difícil sair não é uma comunidade — é uma armadilha. A saída voluntária deve estar disponível a qualquer momento, sem interrogatórios, períodos de aviso prévio ou punições, porque o direito de retirar o consentimento é o que torna real cada outro ato de consentimento. Reter o histórico de contribuições separadamente garante que sair não apague o trabalho que a pessoa realizou.</w:t>
+      </w:r>
+    </w:p>
+    <w:p>
+      <w:pPr>
+        <w:pStyle w:val="BodyText"/>
+      </w:pPr>
+      <w:r>
+        <w:t xml:space="preserve">&gt;</w:t>
+      </w:r>
+      <w:r>
+        <w:t xml:space="preserve"> </w:t>
+      </w:r>
       <w:r>
         <w:rPr>
           <w:b/>
@@ -374,13 +390,17 @@
         </w:rPr>
         <w:t xml:space="preserve">Instruções — Como preencher esta seção</w:t>
       </w:r>
-    </w:p>
-    <w:p>
-      <w:pPr>
-        <w:pStyle w:val="BlockText"/>
-      </w:pPr>
-      <w:r>
-        <w:t xml:space="preserve">Descreva o canal para submeter a saída, o tempo até a revogação de acesso, quais registros são retidos e a transição de estado resultante.</w:t>
+      <w:r>
+        <w:t xml:space="preserve"> </w:t>
+      </w:r>
+      <w:r>
+        <w:t xml:space="preserve">&gt;</w:t>
+      </w:r>
+      <w:r>
+        <w:t xml:space="preserve"> </w:t>
+      </w:r>
+      <w:r>
+        <w:t xml:space="preserve">&gt; Descreva o canal para submeter a saída, o tempo até a revogação de acesso, quais registros são retidos e a transição de estado resultante.</w:t>
       </w:r>
     </w:p>
     <w:p>
@@ -544,8 +564,14 @@
     </w:p>
     <w:p>
       <w:pPr>
-        <w:pStyle w:val="BlockText"/>
-      </w:pPr>
+        <w:pStyle w:val="BodyText"/>
+      </w:pPr>
+      <w:r>
+        <w:t xml:space="preserve">&gt;</w:t>
+      </w:r>
+      <w:r>
+        <w:t xml:space="preserve"> </w:t>
+      </w:r>
       <w:r>
         <w:rPr>
           <w:b/>
@@ -553,19 +579,29 @@
         </w:rPr>
         <w:t xml:space="preserve">Justificativa — Por que condicionar a remoção à Camada 4</w:t>
       </w:r>
-    </w:p>
-    <w:p>
-      <w:pPr>
-        <w:pStyle w:val="BlockText"/>
-      </w:pPr>
-      <w:r>
-        <w:t xml:space="preserve">A remoção é o poder mais agudo que a comunidade detém sobre uma pessoa. Se puder ser exercida por qualquer um com influência social suficiente, a membresia não vale nada. Exigir uma decisão concluída de responsabilização na Camada 4 — com motivos por escrito, uma notificação e uma janela mínima de reaplicação — transforma a remoção de um ato de poder em um ato de governança que pode ser revisado e contestado.</w:t>
-      </w:r>
-    </w:p>
-    <w:p>
-      <w:pPr>
-        <w:pStyle w:val="BlockText"/>
-      </w:pPr>
+      <w:r>
+        <w:t xml:space="preserve"> </w:t>
+      </w:r>
+      <w:r>
+        <w:t xml:space="preserve">&gt;</w:t>
+      </w:r>
+      <w:r>
+        <w:t xml:space="preserve"> </w:t>
+      </w:r>
+      <w:r>
+        <w:t xml:space="preserve">&gt; A remoção é o poder mais agudo que a comunidade detém sobre uma pessoa. Se puder ser exercida por qualquer um com influência social suficiente, a membresia não vale nada. Exigir uma decisão concluída de responsabilização na Camada 4 — com motivos por escrito, uma notificação e uma janela mínima de reaplicação — transforma a remoção de um ato de poder em um ato de governança que pode ser revisado e contestado.</w:t>
+      </w:r>
+    </w:p>
+    <w:p>
+      <w:pPr>
+        <w:pStyle w:val="BodyText"/>
+      </w:pPr>
+      <w:r>
+        <w:t xml:space="preserve">&gt;</w:t>
+      </w:r>
+      <w:r>
+        <w:t xml:space="preserve"> </w:t>
+      </w:r>
       <w:r>
         <w:rPr>
           <w:b/>
@@ -573,13 +609,17 @@
         </w:rPr>
         <w:t xml:space="preserve">Instruções — Como preencher esta seção</w:t>
       </w:r>
-    </w:p>
-    <w:p>
-      <w:pPr>
-        <w:pStyle w:val="BlockText"/>
-      </w:pPr>
-      <w:r>
-        <w:t xml:space="preserve">Declare que a saída forçada só pode seguir um processo de responsabilização concluído na Camada 4. Defina notificação, revogação de acesso, registros retidos, bloqueio de reaplicação e privacidade do registro da decisão.</w:t>
+      <w:r>
+        <w:t xml:space="preserve"> </w:t>
+      </w:r>
+      <w:r>
+        <w:t xml:space="preserve">&gt;</w:t>
+      </w:r>
+      <w:r>
+        <w:t xml:space="preserve"> </w:t>
+      </w:r>
+      <w:r>
+        <w:t xml:space="preserve">&gt; Declare que a saída forçada só pode seguir um processo de responsabilização concluído na Camada 4. Defina notificação, revogação de acesso, registros retidos, bloqueio de reaplicação e privacidade do registro da decisão.</w:t>
       </w:r>
     </w:p>
     <w:p>
@@ -767,8 +807,14 @@
     </w:p>
     <w:p>
       <w:pPr>
-        <w:pStyle w:val="BlockText"/>
-      </w:pPr>
+        <w:pStyle w:val="BodyText"/>
+      </w:pPr>
+      <w:r>
+        <w:t xml:space="preserve">&gt;</w:t>
+      </w:r>
+      <w:r>
+        <w:t xml:space="preserve"> </w:t>
+      </w:r>
       <w:r>
         <w:rPr>
           <w:b/>
@@ -776,19 +822,29 @@
         </w:rPr>
         <w:t xml:space="preserve">Justificativa — Por que projetar a suspensão com cuidado ou simplesmente não tê-la</w:t>
       </w:r>
-    </w:p>
-    <w:p>
-      <w:pPr>
-        <w:pStyle w:val="BlockText"/>
-      </w:pPr>
-      <w:r>
-        <w:t xml:space="preserve">Um estado de suspensão mal projetado é pior do que nenhum — torna-se uma saída disfarçada sem devido processo, ou um limbo indefinido usado para punir sem a responsabilização de uma remoção completa. Se a comunidade não consegue se comprometer com condições explícitas, limites de tempo e mecanismos de revisão, é mais seguro não ter suspensão formal do que ter uma frouxa.</w:t>
-      </w:r>
-    </w:p>
-    <w:p>
-      <w:pPr>
-        <w:pStyle w:val="BlockText"/>
-      </w:pPr>
+      <w:r>
+        <w:t xml:space="preserve"> </w:t>
+      </w:r>
+      <w:r>
+        <w:t xml:space="preserve">&gt;</w:t>
+      </w:r>
+      <w:r>
+        <w:t xml:space="preserve"> </w:t>
+      </w:r>
+      <w:r>
+        <w:t xml:space="preserve">&gt; Um estado de suspensão mal projetado é pior do que nenhum — torna-se uma saída disfarçada sem devido processo, ou um limbo indefinido usado para punir sem a responsabilização de uma remoção completa. Se a comunidade não consegue se comprometer com condições explícitas, limites de tempo e mecanismos de revisão, é mais seguro não ter suspensão formal do que ter uma frouxa.</w:t>
+      </w:r>
+    </w:p>
+    <w:p>
+      <w:pPr>
+        <w:pStyle w:val="BodyText"/>
+      </w:pPr>
+      <w:r>
+        <w:t xml:space="preserve">&gt;</w:t>
+      </w:r>
+      <w:r>
+        <w:t xml:space="preserve"> </w:t>
+      </w:r>
       <w:r>
         <w:rPr>
           <w:b/>
@@ -796,18 +852,22 @@
         </w:rPr>
         <w:t xml:space="preserve">Instruções — Como preencher esta seção</w:t>
       </w:r>
-    </w:p>
-    <w:p>
-      <w:pPr>
-        <w:pStyle w:val="BlockText"/>
-      </w:pPr>
-      <w:r>
-        <w:t xml:space="preserve">Defina a suspensão explicitamente (condições de entrada, limites de tempo, direitos durante a suspensão, mecanismo de revisão, saída) ou declare que não existe suspensão formal. Não deixe esta seção ambígua.</w:t>
-      </w:r>
-    </w:p>
-    <w:p>
-      <w:pPr>
-        <w:pStyle w:val="FirstParagraph"/>
+      <w:r>
+        <w:t xml:space="preserve"> </w:t>
+      </w:r>
+      <w:r>
+        <w:t xml:space="preserve">&gt;</w:t>
+      </w:r>
+      <w:r>
+        <w:t xml:space="preserve"> </w:t>
+      </w:r>
+      <w:r>
+        <w:t xml:space="preserve">&gt; Defina a suspensão explicitamente (condições de entrada, limites de tempo, direitos durante a suspensão, mecanismo de revisão, saída) ou declare que não existe suspensão formal. Não deixe esta seção ambígua.</w:t>
+      </w:r>
+    </w:p>
+    <w:p>
+      <w:pPr>
+        <w:pStyle w:val="BodyText"/>
       </w:pPr>
       <w:r>
         <w:rPr>
@@ -858,8 +918,14 @@
     </w:p>
     <w:p>
       <w:pPr>
-        <w:pStyle w:val="BlockText"/>
-      </w:pPr>
+        <w:pStyle w:val="BodyText"/>
+      </w:pPr>
+      <w:r>
+        <w:t xml:space="preserve">&gt;</w:t>
+      </w:r>
+      <w:r>
+        <w:t xml:space="preserve"> </w:t>
+      </w:r>
       <w:r>
         <w:rPr>
           <w:b/>
@@ -867,19 +933,29 @@
         </w:rPr>
         <w:t xml:space="preserve">Justificativa — Por que enumerar os passos de separação</w:t>
       </w:r>
-    </w:p>
-    <w:p>
-      <w:pPr>
-        <w:pStyle w:val="BlockText"/>
-      </w:pPr>
-      <w:r>
-        <w:t xml:space="preserve">Quando alguém sai, cada fio solto — um papel que ninguém desocupou, uma chave de carteira ainda ativa, uma tarefa ainda atribuída — torna-se uma superfície de ataque ativa ou uma lacuna operacional. Uma lista de verificação força que esses fios sejam encerrados deliberadamente, e não descobertos meses depois quando algo quebra ou alguém abusa de um acesso que já não deveria mais ter.</w:t>
-      </w:r>
-    </w:p>
-    <w:p>
-      <w:pPr>
-        <w:pStyle w:val="BlockText"/>
-      </w:pPr>
+      <w:r>
+        <w:t xml:space="preserve"> </w:t>
+      </w:r>
+      <w:r>
+        <w:t xml:space="preserve">&gt;</w:t>
+      </w:r>
+      <w:r>
+        <w:t xml:space="preserve"> </w:t>
+      </w:r>
+      <w:r>
+        <w:t xml:space="preserve">&gt; Quando alguém sai, cada fio solto — um papel que ninguém desocupou, uma chave de carteira ainda ativa, uma tarefa ainda atribuída — torna-se uma superfície de ataque ativa ou uma lacuna operacional. Uma lista de verificação força que esses fios sejam encerrados deliberadamente, e não descobertos meses depois quando algo quebra ou alguém abusa de um acesso que já não deveria mais ter.</w:t>
+      </w:r>
+    </w:p>
+    <w:p>
+      <w:pPr>
+        <w:pStyle w:val="BodyText"/>
+      </w:pPr>
+      <w:r>
+        <w:t xml:space="preserve">&gt;</w:t>
+      </w:r>
+      <w:r>
+        <w:t xml:space="preserve"> </w:t>
+      </w:r>
       <w:r>
         <w:rPr>
           <w:b/>
@@ -887,18 +963,22 @@
         </w:rPr>
         <w:t xml:space="preserve">Instruções — Como preencher esta seção</w:t>
       </w:r>
-    </w:p>
-    <w:p>
-      <w:pPr>
-        <w:pStyle w:val="BlockText"/>
-      </w:pPr>
-      <w:r>
-        <w:t xml:space="preserve">Forneça uma lista de verificação aplicada tanto às saídas voluntárias quanto às forçadas. Inclua a desocupação de papéis, liberação de tarefas, remoção de acesso a instrumentos financeiros, revogação de administração em plataformas e resolução de obrigações pendentes.</w:t>
-      </w:r>
-    </w:p>
-    <w:p>
-      <w:pPr>
-        <w:pStyle w:val="FirstParagraph"/>
+      <w:r>
+        <w:t xml:space="preserve"> </w:t>
+      </w:r>
+      <w:r>
+        <w:t xml:space="preserve">&gt;</w:t>
+      </w:r>
+      <w:r>
+        <w:t xml:space="preserve"> </w:t>
+      </w:r>
+      <w:r>
+        <w:t xml:space="preserve">&gt; Forneça uma lista de verificação aplicada tanto às saídas voluntárias quanto às forçadas. Inclua a desocupação de papéis, liberação de tarefas, remoção de acesso a instrumentos financeiros, revogação de administração em plataformas e resolução de obrigações pendentes.</w:t>
+      </w:r>
+    </w:p>
+    <w:p>
+      <w:pPr>
+        <w:pStyle w:val="BodyText"/>
       </w:pPr>
       <w:r>
         <w:t xml:space="preserve">Os seguintes passos de separação se aplicam tanto às saídas voluntárias quanto às forçadas:</w:t>
@@ -928,6 +1008,13 @@
           <w:numId w:val="1005"/>
         </w:numPr>
       </w:pPr>
+      <w:r>
+        <w:rPr>
+          <w:i/>
+          <w:iCs/>
+        </w:rPr>
+        <w:t xml:space="preserve">&lt;As tarefas em andamento DEVEM ser liberadas ou transferidas.&gt;</w:t>
+      </w:r>
     </w:p>
     <w:p>
       <w:pPr>
@@ -1011,6 +1098,9 @@
       </w:r>
       <w:r>
         <w:t xml:space="preserve"> </w:t>
+      </w:r>
+      <w:r>
+        <w:t xml:space="preserve">&lt;AAAA-MM-DD&gt;</w:t>
       </w:r>
     </w:p>
     <w:p>

--- a/static/downloads/pt-br/docx/layer-1/exit-protocol.docx
+++ b/static/downloads/pt-br/docx/layer-1/exit-protocol.docx
@@ -87,7 +87,7 @@
         <w:t xml:space="preserve"> </w:t>
       </w:r>
       <w:r>
-        <w:t xml:space="preserve">2026-07-07</w:t>
+        <w:t xml:space="preserve">2026-08-31</w:t>
       </w:r>
     </w:p>
     <w:p>
